--- a/Øvelser/Geografi/maaling-af-luftfugtighed/maaling-af-luftfugtighed.docx
+++ b/Øvelser/Geografi/maaling-af-luftfugtighed/maaling-af-luftfugtighed.docx
@@ -2664,7 +2664,6 @@
     </w:p>
     <w:p>
       <w:pPr>
-        <w:pStyle w:val="Compact"/>
         <w:numPr>
           <w:ilvl w:val="0"/>
           <w:numId w:val="1006"/>
@@ -2693,7 +2692,6 @@
     </w:p>
     <w:p>
       <w:pPr>
-        <w:pStyle w:val="Compact"/>
         <w:numPr>
           <w:ilvl w:val="0"/>
           <w:numId w:val="1006"/>
@@ -2705,7 +2703,7 @@
     </w:p>
     <w:p>
       <w:pPr>
-        <w:pStyle w:val="FirstParagraph"/>
+        <w:pStyle w:val="BodyText"/>
       </w:pPr>
       <m:oMathPara>
         <m:oMathParaPr>
@@ -2771,10 +2769,9 @@
     </w:p>
     <w:p>
       <w:pPr>
-        <w:pStyle w:val="Compact"/>
         <w:numPr>
           <w:ilvl w:val="0"/>
-          <w:numId w:val="1007"/>
+          <w:numId w:val="1006"/>
         </w:numPr>
       </w:pPr>
       <w:r>
@@ -2800,10 +2797,9 @@
     </w:p>
     <w:p>
       <w:pPr>
-        <w:pStyle w:val="Compact"/>
         <w:numPr>
           <w:ilvl w:val="0"/>
-          <w:numId w:val="1007"/>
+          <w:numId w:val="1006"/>
         </w:numPr>
       </w:pPr>
       <w:r>
@@ -2812,7 +2808,7 @@
     </w:p>
     <w:p>
       <w:pPr>
-        <w:pStyle w:val="FirstParagraph"/>
+        <w:pStyle w:val="BodyText"/>
       </w:pPr>
       <m:oMathPara>
         <m:oMathParaPr>
@@ -2907,10 +2903,9 @@
     </w:p>
     <w:p>
       <w:pPr>
-        <w:pStyle w:val="Compact"/>
         <w:numPr>
           <w:ilvl w:val="0"/>
-          <w:numId w:val="1008"/>
+          <w:numId w:val="1006"/>
         </w:numPr>
       </w:pPr>
       <w:r>
@@ -3386,7 +3381,7 @@
         <w:pStyle w:val="Compact"/>
         <w:numPr>
           <w:ilvl w:val="0"/>
-          <w:numId w:val="1009"/>
+          <w:numId w:val="1007"/>
         </w:numPr>
       </w:pPr>
       <w:r>
@@ -3438,7 +3433,7 @@
         <w:pStyle w:val="Compact"/>
         <w:numPr>
           <w:ilvl w:val="0"/>
-          <w:numId w:val="1010"/>
+          <w:numId w:val="1008"/>
         </w:numPr>
       </w:pPr>
       <w:r>
@@ -3450,7 +3445,7 @@
         <w:pStyle w:val="Compact"/>
         <w:numPr>
           <w:ilvl w:val="0"/>
-          <w:numId w:val="1010"/>
+          <w:numId w:val="1008"/>
         </w:numPr>
       </w:pPr>
       <w:r>
@@ -3462,7 +3457,7 @@
         <w:pStyle w:val="Compact"/>
         <w:numPr>
           <w:ilvl w:val="0"/>
-          <w:numId w:val="1010"/>
+          <w:numId w:val="1008"/>
         </w:numPr>
       </w:pPr>
       <w:r>
@@ -3474,7 +3469,7 @@
         <w:pStyle w:val="Compact"/>
         <w:numPr>
           <w:ilvl w:val="0"/>
-          <w:numId w:val="1010"/>
+          <w:numId w:val="1008"/>
         </w:numPr>
       </w:pPr>
       <w:r>
@@ -3486,7 +3481,7 @@
         <w:pStyle w:val="Compact"/>
         <w:numPr>
           <w:ilvl w:val="0"/>
-          <w:numId w:val="1010"/>
+          <w:numId w:val="1008"/>
         </w:numPr>
       </w:pPr>
       <w:r>
@@ -3498,7 +3493,7 @@
         <w:pStyle w:val="Compact"/>
         <w:numPr>
           <w:ilvl w:val="0"/>
-          <w:numId w:val="1010"/>
+          <w:numId w:val="1008"/>
         </w:numPr>
       </w:pPr>
       <w:r>
@@ -3510,7 +3505,7 @@
         <w:pStyle w:val="Compact"/>
         <w:numPr>
           <w:ilvl w:val="0"/>
-          <w:numId w:val="1010"/>
+          <w:numId w:val="1008"/>
         </w:numPr>
       </w:pPr>
       <w:r>
@@ -3569,7 +3564,7 @@
         <w:pStyle w:val="Compact"/>
         <w:numPr>
           <w:ilvl w:val="0"/>
-          <w:numId w:val="1011"/>
+          <w:numId w:val="1009"/>
         </w:numPr>
       </w:pPr>
       <w:r>
@@ -3581,7 +3576,7 @@
         <w:pStyle w:val="Compact"/>
         <w:numPr>
           <w:ilvl w:val="0"/>
-          <w:numId w:val="1011"/>
+          <w:numId w:val="1009"/>
         </w:numPr>
       </w:pPr>
       <w:r>
@@ -3604,7 +3599,7 @@
         <w:pStyle w:val="Compact"/>
         <w:numPr>
           <w:ilvl w:val="0"/>
-          <w:numId w:val="1011"/>
+          <w:numId w:val="1009"/>
         </w:numPr>
       </w:pPr>
       <w:r>
@@ -3616,7 +3611,7 @@
         <w:pStyle w:val="Compact"/>
         <w:numPr>
           <w:ilvl w:val="0"/>
-          <w:numId w:val="1011"/>
+          <w:numId w:val="1009"/>
         </w:numPr>
       </w:pPr>
       <w:r>
@@ -4228,176 +4223,6 @@
     </w:lvl>
     <w:lvl w:ilvl="8">
       <w:start w:val="7"/>
-      <w:numFmt w:val="decimal"/>
-      <w:lvlText w:val="%9."/>
-      <w:lvlJc w:val="left"/>
-      <w:pPr>
-        <w:ind w:left="6480" w:hanging="360"/>
-      </w:pPr>
-    </w:lvl>
-  </w:abstractNum>
-  <w:abstractNum w:abstractNumId="99413">
-    <w:nsid w:val="00A99413"/>
-    <w:multiLevelType w:val="multilevel"/>
-    <w:lvl w:ilvl="0">
-      <w:start w:val="3"/>
-      <w:numFmt w:val="decimal"/>
-      <w:lvlText w:val="%1."/>
-      <w:lvlJc w:val="left"/>
-      <w:pPr>
-        <w:ind w:left="720" w:hanging="360"/>
-      </w:pPr>
-    </w:lvl>
-    <w:lvl w:ilvl="1">
-      <w:start w:val="3"/>
-      <w:numFmt w:val="decimal"/>
-      <w:lvlText w:val="%2."/>
-      <w:lvlJc w:val="left"/>
-      <w:pPr>
-        <w:ind w:left="1440" w:hanging="360"/>
-      </w:pPr>
-    </w:lvl>
-    <w:lvl w:ilvl="2">
-      <w:start w:val="3"/>
-      <w:numFmt w:val="decimal"/>
-      <w:lvlText w:val="%3."/>
-      <w:lvlJc w:val="left"/>
-      <w:pPr>
-        <w:ind w:left="2160" w:hanging="360"/>
-      </w:pPr>
-    </w:lvl>
-    <w:lvl w:ilvl="3">
-      <w:start w:val="3"/>
-      <w:numFmt w:val="decimal"/>
-      <w:lvlText w:val="%4."/>
-      <w:lvlJc w:val="left"/>
-      <w:pPr>
-        <w:ind w:left="2880" w:hanging="360"/>
-      </w:pPr>
-    </w:lvl>
-    <w:lvl w:ilvl="4">
-      <w:start w:val="3"/>
-      <w:numFmt w:val="decimal"/>
-      <w:lvlText w:val="%5."/>
-      <w:lvlJc w:val="left"/>
-      <w:pPr>
-        <w:ind w:left="3600" w:hanging="360"/>
-      </w:pPr>
-    </w:lvl>
-    <w:lvl w:ilvl="5">
-      <w:start w:val="3"/>
-      <w:numFmt w:val="decimal"/>
-      <w:lvlText w:val="%6."/>
-      <w:lvlJc w:val="left"/>
-      <w:pPr>
-        <w:ind w:left="4320" w:hanging="360"/>
-      </w:pPr>
-    </w:lvl>
-    <w:lvl w:ilvl="6">
-      <w:start w:val="3"/>
-      <w:numFmt w:val="decimal"/>
-      <w:lvlText w:val="%7."/>
-      <w:lvlJc w:val="left"/>
-      <w:pPr>
-        <w:ind w:left="5040" w:hanging="360"/>
-      </w:pPr>
-    </w:lvl>
-    <w:lvl w:ilvl="7">
-      <w:start w:val="3"/>
-      <w:numFmt w:val="decimal"/>
-      <w:lvlText w:val="%8."/>
-      <w:lvlJc w:val="left"/>
-      <w:pPr>
-        <w:ind w:left="5760" w:hanging="360"/>
-      </w:pPr>
-    </w:lvl>
-    <w:lvl w:ilvl="8">
-      <w:start w:val="3"/>
-      <w:numFmt w:val="decimal"/>
-      <w:lvlText w:val="%9."/>
-      <w:lvlJc w:val="left"/>
-      <w:pPr>
-        <w:ind w:left="6480" w:hanging="360"/>
-      </w:pPr>
-    </w:lvl>
-  </w:abstractNum>
-  <w:abstractNum w:abstractNumId="99415">
-    <w:nsid w:val="00A99415"/>
-    <w:multiLevelType w:val="multilevel"/>
-    <w:lvl w:ilvl="0">
-      <w:start w:val="5"/>
-      <w:numFmt w:val="decimal"/>
-      <w:lvlText w:val="%1."/>
-      <w:lvlJc w:val="left"/>
-      <w:pPr>
-        <w:ind w:left="720" w:hanging="360"/>
-      </w:pPr>
-    </w:lvl>
-    <w:lvl w:ilvl="1">
-      <w:start w:val="5"/>
-      <w:numFmt w:val="decimal"/>
-      <w:lvlText w:val="%2."/>
-      <w:lvlJc w:val="left"/>
-      <w:pPr>
-        <w:ind w:left="1440" w:hanging="360"/>
-      </w:pPr>
-    </w:lvl>
-    <w:lvl w:ilvl="2">
-      <w:start w:val="5"/>
-      <w:numFmt w:val="decimal"/>
-      <w:lvlText w:val="%3."/>
-      <w:lvlJc w:val="left"/>
-      <w:pPr>
-        <w:ind w:left="2160" w:hanging="360"/>
-      </w:pPr>
-    </w:lvl>
-    <w:lvl w:ilvl="3">
-      <w:start w:val="5"/>
-      <w:numFmt w:val="decimal"/>
-      <w:lvlText w:val="%4."/>
-      <w:lvlJc w:val="left"/>
-      <w:pPr>
-        <w:ind w:left="2880" w:hanging="360"/>
-      </w:pPr>
-    </w:lvl>
-    <w:lvl w:ilvl="4">
-      <w:start w:val="5"/>
-      <w:numFmt w:val="decimal"/>
-      <w:lvlText w:val="%5."/>
-      <w:lvlJc w:val="left"/>
-      <w:pPr>
-        <w:ind w:left="3600" w:hanging="360"/>
-      </w:pPr>
-    </w:lvl>
-    <w:lvl w:ilvl="5">
-      <w:start w:val="5"/>
-      <w:numFmt w:val="decimal"/>
-      <w:lvlText w:val="%6."/>
-      <w:lvlJc w:val="left"/>
-      <w:pPr>
-        <w:ind w:left="4320" w:hanging="360"/>
-      </w:pPr>
-    </w:lvl>
-    <w:lvl w:ilvl="6">
-      <w:start w:val="5"/>
-      <w:numFmt w:val="decimal"/>
-      <w:lvlText w:val="%7."/>
-      <w:lvlJc w:val="left"/>
-      <w:pPr>
-        <w:ind w:left="5040" w:hanging="360"/>
-      </w:pPr>
-    </w:lvl>
-    <w:lvl w:ilvl="7">
-      <w:start w:val="5"/>
-      <w:numFmt w:val="decimal"/>
-      <w:lvlText w:val="%8."/>
-      <w:lvlJc w:val="left"/>
-      <w:pPr>
-        <w:ind w:left="5760" w:hanging="360"/>
-      </w:pPr>
-    </w:lvl>
-    <w:lvl w:ilvl="8">
-      <w:start w:val="5"/>
       <w:numFmt w:val="decimal"/>
       <w:lvlText w:val="%9."/>
       <w:lvlJc w:val="left"/>
@@ -4612,66 +4437,6 @@
     </w:lvlOverride>
   </w:num>
   <w:num w:numId="1007">
-    <w:abstractNumId w:val="99413"/>
-    <w:lvlOverride w:ilvl="0">
-      <w:startOverride w:val="3"/>
-    </w:lvlOverride>
-    <w:lvlOverride w:ilvl="1">
-      <w:startOverride w:val="3"/>
-    </w:lvlOverride>
-    <w:lvlOverride w:ilvl="2">
-      <w:startOverride w:val="3"/>
-    </w:lvlOverride>
-    <w:lvlOverride w:ilvl="3">
-      <w:startOverride w:val="3"/>
-    </w:lvlOverride>
-    <w:lvlOverride w:ilvl="4">
-      <w:startOverride w:val="3"/>
-    </w:lvlOverride>
-    <w:lvlOverride w:ilvl="5">
-      <w:startOverride w:val="3"/>
-    </w:lvlOverride>
-    <w:lvlOverride w:ilvl="6">
-      <w:startOverride w:val="3"/>
-    </w:lvlOverride>
-    <w:lvlOverride w:ilvl="7">
-      <w:startOverride w:val="3"/>
-    </w:lvlOverride>
-    <w:lvlOverride w:ilvl="8">
-      <w:startOverride w:val="3"/>
-    </w:lvlOverride>
-  </w:num>
-  <w:num w:numId="1008">
-    <w:abstractNumId w:val="99415"/>
-    <w:lvlOverride w:ilvl="0">
-      <w:startOverride w:val="5"/>
-    </w:lvlOverride>
-    <w:lvlOverride w:ilvl="1">
-      <w:startOverride w:val="5"/>
-    </w:lvlOverride>
-    <w:lvlOverride w:ilvl="2">
-      <w:startOverride w:val="5"/>
-    </w:lvlOverride>
-    <w:lvlOverride w:ilvl="3">
-      <w:startOverride w:val="5"/>
-    </w:lvlOverride>
-    <w:lvlOverride w:ilvl="4">
-      <w:startOverride w:val="5"/>
-    </w:lvlOverride>
-    <w:lvlOverride w:ilvl="5">
-      <w:startOverride w:val="5"/>
-    </w:lvlOverride>
-    <w:lvlOverride w:ilvl="6">
-      <w:startOverride w:val="5"/>
-    </w:lvlOverride>
-    <w:lvlOverride w:ilvl="7">
-      <w:startOverride w:val="5"/>
-    </w:lvlOverride>
-    <w:lvlOverride w:ilvl="8">
-      <w:startOverride w:val="5"/>
-    </w:lvlOverride>
-  </w:num>
-  <w:num w:numId="1009">
     <w:abstractNumId w:val="99416"/>
     <w:lvlOverride w:ilvl="0">
       <w:startOverride w:val="6"/>
@@ -4701,7 +4466,7 @@
       <w:startOverride w:val="6"/>
     </w:lvlOverride>
   </w:num>
-  <w:num w:numId="1010">
+  <w:num w:numId="1008">
     <w:abstractNumId w:val="99411"/>
     <w:lvlOverride w:ilvl="0">
       <w:startOverride w:val="1"/>
@@ -4731,7 +4496,7 @@
       <w:startOverride w:val="1"/>
     </w:lvlOverride>
   </w:num>
-  <w:num w:numId="1011">
+  <w:num w:numId="1009">
     <w:abstractNumId w:val="991"/>
   </w:num>
 </w:numbering>

--- a/Øvelser/Geografi/maaling-af-luftfugtighed/maaling-af-luftfugtighed.docx
+++ b/Øvelser/Geografi/maaling-af-luftfugtighed/maaling-af-luftfugtighed.docx
@@ -84,23 +84,7 @@
         <w:pStyle w:val="FirstParagraph"/>
       </w:pPr>
       <w:r>
-        <w:t xml:space="preserve">Jo varmere luften er, jo mere vanddamp kan den højst indeholde. Sammenhængen kan vises med</w:t>
-      </w:r>
-      <w:r>
-        <w:t xml:space="preserve"> </w:t>
-      </w:r>
-      <w:r>
-        <w:rPr>
-          <w:b/>
-          <w:bCs/>
-        </w:rPr>
-        <w:t xml:space="preserve">dugpunktskurven</w:t>
-      </w:r>
-      <w:r>
-        <w:t xml:space="preserve"> </w:t>
-      </w:r>
-      <w:r>
-        <w:t xml:space="preserve">— se</w:t>
+        <w:t xml:space="preserve">Jo varmere luften er, jo mere vanddamp kan den højst indeholde. Sammenhængen kan vises med dugpunktskurven — se</w:t>
       </w:r>
       <w:r>
         <w:t xml:space="preserve"> </w:t>
@@ -145,23 +129,7 @@
         </w:numPr>
       </w:pPr>
       <w:r>
-        <w:t xml:space="preserve">Den</w:t>
-      </w:r>
-      <w:r>
-        <w:t xml:space="preserve"> </w:t>
-      </w:r>
-      <w:r>
-        <w:rPr>
-          <w:b/>
-          <w:bCs/>
-        </w:rPr>
-        <w:t xml:space="preserve">absolutte luftfugtighed</w:t>
-      </w:r>
-      <w:r>
-        <w:t xml:space="preserve"> </w:t>
-      </w:r>
-      <w:r>
-        <w:t xml:space="preserve">er, hvor mange gram vanddamp der faktisk er i 1 m³ luft (g/m³).</w:t>
+        <w:t xml:space="preserve">Den absolutte luftfugtighed er, hvor mange gram vanddamp der faktisk er i 1 m³ luft (g/m³).</w:t>
       </w:r>
     </w:p>
     <w:p>
@@ -173,23 +141,7 @@
         </w:numPr>
       </w:pPr>
       <w:r>
-        <w:t xml:space="preserve">Den</w:t>
-      </w:r>
-      <w:r>
-        <w:t xml:space="preserve"> </w:t>
-      </w:r>
-      <w:r>
-        <w:rPr>
-          <w:b/>
-          <w:bCs/>
-        </w:rPr>
-        <w:t xml:space="preserve">maksimale luftfugtighed</w:t>
-      </w:r>
-      <w:r>
-        <w:t xml:space="preserve"> </w:t>
-      </w:r>
-      <w:r>
-        <w:t xml:space="preserve">er, hvor mange gram vanddamp 1 m³ luft højst kan indeholde ved den aktuelle temperatur. Så er luften</w:t>
+        <w:t xml:space="preserve">Den maksimale luftfugtighed er, hvor mange gram vanddamp 1 m³ luft højst kan indeholde ved den aktuelle temperatur. Så er luften</w:t>
       </w:r>
       <w:r>
         <w:t xml:space="preserve"> </w:t>
@@ -214,23 +166,7 @@
         </w:numPr>
       </w:pPr>
       <w:r>
-        <w:t xml:space="preserve">Den</w:t>
-      </w:r>
-      <w:r>
-        <w:t xml:space="preserve"> </w:t>
-      </w:r>
-      <w:r>
-        <w:rPr>
-          <w:b/>
-          <w:bCs/>
-        </w:rPr>
-        <w:t xml:space="preserve">relative luftfugtighed</w:t>
-      </w:r>
-      <w:r>
-        <w:t xml:space="preserve"> </w:t>
-      </w:r>
-      <w:r>
-        <w:t xml:space="preserve">er den absolutte luftfugtighed i procent af den maksimale:</w:t>
+        <w:t xml:space="preserve">Den relative luftfugtighed er den absolutte luftfugtighed i procent af den maksimale:</w:t>
       </w:r>
     </w:p>
     <w:p>
@@ -308,17 +244,7 @@
         </w:numPr>
       </w:pPr>
       <w:r>
-        <w:rPr>
-          <w:b/>
-          <w:bCs/>
-        </w:rPr>
-        <w:t xml:space="preserve">Dugpunktet</w:t>
-      </w:r>
-      <w:r>
-        <w:t xml:space="preserve"> </w:t>
-      </w:r>
-      <w:r>
-        <w:t xml:space="preserve">er den temperatur, luften skal køles ned til, før den bliver mættet, og vanddampen begynder at fortætte til dråber — dug, tåge eller skyer.</w:t>
+        <w:t xml:space="preserve">Dugpunktet er den temperatur, luften skal køles ned til, før den bliver mættet, og vanddampen begynder at fortætte til dråber — dug, tåge eller skyer.</w:t>
       </w:r>
     </w:p>
     <w:p>
@@ -326,23 +252,7 @@
         <w:pStyle w:val="FirstParagraph"/>
       </w:pPr>
       <w:r>
-        <w:t xml:space="preserve">Et</w:t>
-      </w:r>
-      <w:r>
-        <w:t xml:space="preserve"> </w:t>
-      </w:r>
-      <w:r>
-        <w:rPr>
-          <w:b/>
-          <w:bCs/>
-        </w:rPr>
-        <w:t xml:space="preserve">psykrometer</w:t>
-      </w:r>
-      <w:r>
-        <w:t xml:space="preserve"> </w:t>
-      </w:r>
-      <w:r>
-        <w:t xml:space="preserve">består af to termometre. Det ene er almindeligt (</w:t>
+        <w:t xml:space="preserve">Et psykrometer består af to termometre. Det ene er almindeligt (</w:t>
       </w:r>
       <w:r>
         <w:rPr>
